--- a/DevOpsLabs/Лаба5_отчет.docx
+++ b/DevOpsLabs/Лаба5_отчет.docx
@@ -483,7 +483,6 @@
         <w:spacing w:line="240" w:lineRule="auto"/>
         <w:rPr>
           <w:rFonts w:ascii="Times New Roman" w:hAnsi="Times New Roman" w:cs="Times New Roman"/>
-          <w:lang w:val="en-US"/>
         </w:rPr>
       </w:pPr>
       <w:r>
@@ -504,44 +503,14 @@
         <w:rPr>
           <w:rFonts w:ascii="Times New Roman" w:hAnsi="Times New Roman" w:cs="Times New Roman"/>
         </w:rPr>
-        <w:t xml:space="preserve">• Научиться работать с инструментом </w:t>
-      </w:r>
-      <w:proofErr w:type="spellStart"/>
-      <w:r>
-        <w:rPr>
-          <w:rFonts w:ascii="Times New Roman" w:hAnsi="Times New Roman" w:cs="Times New Roman"/>
-        </w:rPr>
-        <w:t>GitHub</w:t>
-      </w:r>
-      <w:proofErr w:type="spellEnd"/>
-      <w:r>
-        <w:rPr>
-          <w:rFonts w:ascii="Times New Roman" w:hAnsi="Times New Roman" w:cs="Times New Roman"/>
-        </w:rPr>
-        <w:t xml:space="preserve"> </w:t>
-      </w:r>
-      <w:proofErr w:type="spellStart"/>
-      <w:proofErr w:type="gramStart"/>
-      <w:r>
-        <w:rPr>
-          <w:rFonts w:ascii="Times New Roman" w:hAnsi="Times New Roman" w:cs="Times New Roman"/>
-        </w:rPr>
-        <w:t>Actions</w:t>
-      </w:r>
-      <w:proofErr w:type="spellEnd"/>
+        <w:t>• Научиться работать с инструментом GitHub Actions.</w:t>
+      </w:r>
       <w:r>
         <w:rPr>
           <w:rFonts w:ascii="Times New Roman" w:hAnsi="Times New Roman" w:cs="Times New Roman"/>
         </w:rPr>
         <w:t>.</w:t>
       </w:r>
-      <w:r>
-        <w:rPr>
-          <w:rFonts w:ascii="Times New Roman" w:hAnsi="Times New Roman" w:cs="Times New Roman"/>
-        </w:rPr>
-        <w:t>.</w:t>
-      </w:r>
-      <w:proofErr w:type="gramEnd"/>
     </w:p>
     <w:p>
       <w:pPr>
@@ -573,7 +542,6 @@
           <w:color w:val="auto"/>
           <w:sz w:val="22"/>
           <w:szCs w:val="22"/>
-          <w:lang w:val="en-US"/>
         </w:rPr>
       </w:pPr>
       <w:r>
@@ -595,7 +563,6 @@
           <w:color w:val="auto"/>
           <w:sz w:val="22"/>
           <w:szCs w:val="22"/>
-          <w:lang w:val="en-US"/>
         </w:rPr>
       </w:pPr>
       <w:r>
@@ -626,19 +593,1251 @@
           <w:sz w:val="22"/>
           <w:szCs w:val="22"/>
         </w:rPr>
-        <w:t xml:space="preserve">3. Написать </w:t>
-      </w:r>
-      <w:proofErr w:type="spellStart"/>
-      <w:r>
+        <w:t>3. Написать пайплайн сборки, тестирования и загрузки образа приложения на Docker Hub.</w:t>
+      </w:r>
+    </w:p>
+    <w:p>
+      <w:pPr>
+        <w:pStyle w:val="2"/>
+        <w:spacing w:line="240" w:lineRule="auto"/>
+        <w:rPr>
+          <w:rFonts w:ascii="Times New Roman" w:hAnsi="Times New Roman" w:cs="Times New Roman"/>
+          <w:b/>
+          <w:bCs/>
+        </w:rPr>
+      </w:pPr>
+      <w:r>
+        <w:rPr>
+          <w:rFonts w:ascii="Times New Roman" w:hAnsi="Times New Roman" w:cs="Times New Roman"/>
+          <w:b/>
+          <w:bCs/>
+        </w:rPr>
+        <w:t>Ход работы</w:t>
+      </w:r>
+    </w:p>
+    <w:p>
+      <w:pPr>
+        <w:pStyle w:val="2"/>
+        <w:spacing w:line="240" w:lineRule="auto"/>
+        <w:rPr>
+          <w:rFonts w:ascii="Times New Roman" w:hAnsi="Times New Roman" w:cs="Times New Roman"/>
+          <w:b/>
+          <w:bCs/>
+          <w:lang w:val="en-US"/>
+        </w:rPr>
+      </w:pPr>
+      <w:r>
+        <w:rPr>
+          <w:rFonts w:ascii="Times New Roman" w:hAnsi="Times New Roman" w:cs="Times New Roman"/>
+          <w:b/>
+          <w:bCs/>
+        </w:rPr>
+        <w:drawing>
+          <wp:inline distT="0" distB="0" distL="0" distR="0" wp14:anchorId="2E250B4D" wp14:editId="434E63FB">
+            <wp:extent cx="5940425" cy="1132205"/>
+            <wp:effectExtent l="0" t="0" r="3175" b="0"/>
+            <wp:docPr id="2085677958" name="Рисунок 1"/>
+            <wp:cNvGraphicFramePr>
+              <a:graphicFrameLocks xmlns:a="http://schemas.openxmlformats.org/drawingml/2006/main" noChangeAspect="1"/>
+            </wp:cNvGraphicFramePr>
+            <a:graphic xmlns:a="http://schemas.openxmlformats.org/drawingml/2006/main">
+              <a:graphicData uri="http://schemas.openxmlformats.org/drawingml/2006/picture">
+                <pic:pic xmlns:pic="http://schemas.openxmlformats.org/drawingml/2006/picture">
+                  <pic:nvPicPr>
+                    <pic:cNvPr id="2085677958" name=""/>
+                    <pic:cNvPicPr/>
+                  </pic:nvPicPr>
+                  <pic:blipFill>
+                    <a:blip r:embed="rId6"/>
+                    <a:stretch>
+                      <a:fillRect/>
+                    </a:stretch>
+                  </pic:blipFill>
+                  <pic:spPr>
+                    <a:xfrm>
+                      <a:off x="0" y="0"/>
+                      <a:ext cx="5940425" cy="1132205"/>
+                    </a:xfrm>
+                    <a:prstGeom prst="rect">
+                      <a:avLst/>
+                    </a:prstGeom>
+                  </pic:spPr>
+                </pic:pic>
+              </a:graphicData>
+            </a:graphic>
+          </wp:inline>
+        </w:drawing>
+      </w:r>
+    </w:p>
+    <w:p>
+      <w:pPr>
+        <w:rPr>
+          <w:lang w:val="en-US"/>
+        </w:rPr>
+      </w:pPr>
+      <w:r>
+        <w:rPr>
+          <w:lang w:val="en-US"/>
+        </w:rPr>
+        <w:drawing>
+          <wp:inline distT="0" distB="0" distL="0" distR="0" wp14:anchorId="7A9BD275" wp14:editId="7699E6A4">
+            <wp:extent cx="5940425" cy="156210"/>
+            <wp:effectExtent l="0" t="0" r="3175" b="0"/>
+            <wp:docPr id="1185151748" name="Рисунок 1"/>
+            <wp:cNvGraphicFramePr>
+              <a:graphicFrameLocks xmlns:a="http://schemas.openxmlformats.org/drawingml/2006/main" noChangeAspect="1"/>
+            </wp:cNvGraphicFramePr>
+            <a:graphic xmlns:a="http://schemas.openxmlformats.org/drawingml/2006/main">
+              <a:graphicData uri="http://schemas.openxmlformats.org/drawingml/2006/picture">
+                <pic:pic xmlns:pic="http://schemas.openxmlformats.org/drawingml/2006/picture">
+                  <pic:nvPicPr>
+                    <pic:cNvPr id="1185151748" name=""/>
+                    <pic:cNvPicPr/>
+                  </pic:nvPicPr>
+                  <pic:blipFill>
+                    <a:blip r:embed="rId7"/>
+                    <a:stretch>
+                      <a:fillRect/>
+                    </a:stretch>
+                  </pic:blipFill>
+                  <pic:spPr>
+                    <a:xfrm>
+                      <a:off x="0" y="0"/>
+                      <a:ext cx="5940425" cy="156210"/>
+                    </a:xfrm>
+                    <a:prstGeom prst="rect">
+                      <a:avLst/>
+                    </a:prstGeom>
+                  </pic:spPr>
+                </pic:pic>
+              </a:graphicData>
+            </a:graphic>
+          </wp:inline>
+        </w:drawing>
+      </w:r>
+    </w:p>
+    <w:p>
+      <w:pPr>
+        <w:rPr>
+          <w:lang w:val="en-US"/>
+        </w:rPr>
+      </w:pPr>
+      <w:r>
+        <w:rPr>
+          <w:lang w:val="en-US"/>
+        </w:rPr>
+        <w:drawing>
+          <wp:inline distT="0" distB="0" distL="0" distR="0" wp14:anchorId="6B6D177C" wp14:editId="4FC7F620">
+            <wp:extent cx="5940425" cy="907415"/>
+            <wp:effectExtent l="0" t="0" r="3175" b="6985"/>
+            <wp:docPr id="1821148882" name="Рисунок 1"/>
+            <wp:cNvGraphicFramePr>
+              <a:graphicFrameLocks xmlns:a="http://schemas.openxmlformats.org/drawingml/2006/main" noChangeAspect="1"/>
+            </wp:cNvGraphicFramePr>
+            <a:graphic xmlns:a="http://schemas.openxmlformats.org/drawingml/2006/main">
+              <a:graphicData uri="http://schemas.openxmlformats.org/drawingml/2006/picture">
+                <pic:pic xmlns:pic="http://schemas.openxmlformats.org/drawingml/2006/picture">
+                  <pic:nvPicPr>
+                    <pic:cNvPr id="1821148882" name=""/>
+                    <pic:cNvPicPr/>
+                  </pic:nvPicPr>
+                  <pic:blipFill>
+                    <a:blip r:embed="rId8"/>
+                    <a:stretch>
+                      <a:fillRect/>
+                    </a:stretch>
+                  </pic:blipFill>
+                  <pic:spPr>
+                    <a:xfrm>
+                      <a:off x="0" y="0"/>
+                      <a:ext cx="5940425" cy="907415"/>
+                    </a:xfrm>
+                    <a:prstGeom prst="rect">
+                      <a:avLst/>
+                    </a:prstGeom>
+                  </pic:spPr>
+                </pic:pic>
+              </a:graphicData>
+            </a:graphic>
+          </wp:inline>
+        </w:drawing>
+      </w:r>
+    </w:p>
+    <w:p>
+      <w:r>
+        <w:rPr>
+          <w:lang w:val="en-US"/>
+        </w:rPr>
+        <w:lastRenderedPageBreak/>
+        <w:drawing>
+          <wp:inline distT="0" distB="0" distL="0" distR="0" wp14:anchorId="0B90BE99" wp14:editId="596E301B">
+            <wp:extent cx="5940425" cy="3321685"/>
+            <wp:effectExtent l="0" t="0" r="3175" b="0"/>
+            <wp:docPr id="115669086" name="Рисунок 1"/>
+            <wp:cNvGraphicFramePr>
+              <a:graphicFrameLocks xmlns:a="http://schemas.openxmlformats.org/drawingml/2006/main" noChangeAspect="1"/>
+            </wp:cNvGraphicFramePr>
+            <a:graphic xmlns:a="http://schemas.openxmlformats.org/drawingml/2006/main">
+              <a:graphicData uri="http://schemas.openxmlformats.org/drawingml/2006/picture">
+                <pic:pic xmlns:pic="http://schemas.openxmlformats.org/drawingml/2006/picture">
+                  <pic:nvPicPr>
+                    <pic:cNvPr id="115669086" name=""/>
+                    <pic:cNvPicPr/>
+                  </pic:nvPicPr>
+                  <pic:blipFill>
+                    <a:blip r:embed="rId9"/>
+                    <a:stretch>
+                      <a:fillRect/>
+                    </a:stretch>
+                  </pic:blipFill>
+                  <pic:spPr>
+                    <a:xfrm>
+                      <a:off x="0" y="0"/>
+                      <a:ext cx="5940425" cy="3321685"/>
+                    </a:xfrm>
+                    <a:prstGeom prst="rect">
+                      <a:avLst/>
+                    </a:prstGeom>
+                  </pic:spPr>
+                </pic:pic>
+              </a:graphicData>
+            </a:graphic>
+          </wp:inline>
+        </w:drawing>
+      </w:r>
+      <w:r>
+        <w:rPr>
+          <w:lang w:val="en-US"/>
+        </w:rPr>
+        <w:drawing>
+          <wp:inline distT="0" distB="0" distL="0" distR="0" wp14:anchorId="53B0E683" wp14:editId="465BA236">
+            <wp:extent cx="5940425" cy="4990465"/>
+            <wp:effectExtent l="0" t="0" r="3175" b="635"/>
+            <wp:docPr id="1581009798" name="Рисунок 1"/>
+            <wp:cNvGraphicFramePr>
+              <a:graphicFrameLocks xmlns:a="http://schemas.openxmlformats.org/drawingml/2006/main" noChangeAspect="1"/>
+            </wp:cNvGraphicFramePr>
+            <a:graphic xmlns:a="http://schemas.openxmlformats.org/drawingml/2006/main">
+              <a:graphicData uri="http://schemas.openxmlformats.org/drawingml/2006/picture">
+                <pic:pic xmlns:pic="http://schemas.openxmlformats.org/drawingml/2006/picture">
+                  <pic:nvPicPr>
+                    <pic:cNvPr id="1581009798" name=""/>
+                    <pic:cNvPicPr/>
+                  </pic:nvPicPr>
+                  <pic:blipFill>
+                    <a:blip r:embed="rId10"/>
+                    <a:stretch>
+                      <a:fillRect/>
+                    </a:stretch>
+                  </pic:blipFill>
+                  <pic:spPr>
+                    <a:xfrm>
+                      <a:off x="0" y="0"/>
+                      <a:ext cx="5940425" cy="4990465"/>
+                    </a:xfrm>
+                    <a:prstGeom prst="rect">
+                      <a:avLst/>
+                    </a:prstGeom>
+                  </pic:spPr>
+                </pic:pic>
+              </a:graphicData>
+            </a:graphic>
+          </wp:inline>
+        </w:drawing>
+      </w:r>
+    </w:p>
+    <w:p>
+      <w:r>
+        <w:t>Заполнили недостающим</w:t>
+      </w:r>
+    </w:p>
+    <w:p>
+      <w:pPr>
+        <w:rPr>
+          <w:lang w:val="en-US"/>
+        </w:rPr>
+      </w:pPr>
+      <w:r>
+        <w:rPr>
+          <w:lang w:val="en-US"/>
+        </w:rPr>
+        <w:drawing>
+          <wp:inline distT="0" distB="0" distL="0" distR="0" wp14:anchorId="15E03155" wp14:editId="6B99DAE2">
+            <wp:extent cx="5940425" cy="216535"/>
+            <wp:effectExtent l="0" t="0" r="3175" b="0"/>
+            <wp:docPr id="586751621" name="Рисунок 1"/>
+            <wp:cNvGraphicFramePr>
+              <a:graphicFrameLocks xmlns:a="http://schemas.openxmlformats.org/drawingml/2006/main" noChangeAspect="1"/>
+            </wp:cNvGraphicFramePr>
+            <a:graphic xmlns:a="http://schemas.openxmlformats.org/drawingml/2006/main">
+              <a:graphicData uri="http://schemas.openxmlformats.org/drawingml/2006/picture">
+                <pic:pic xmlns:pic="http://schemas.openxmlformats.org/drawingml/2006/picture">
+                  <pic:nvPicPr>
+                    <pic:cNvPr id="586751621" name=""/>
+                    <pic:cNvPicPr/>
+                  </pic:nvPicPr>
+                  <pic:blipFill>
+                    <a:blip r:embed="rId11"/>
+                    <a:stretch>
+                      <a:fillRect/>
+                    </a:stretch>
+                  </pic:blipFill>
+                  <pic:spPr>
+                    <a:xfrm>
+                      <a:off x="0" y="0"/>
+                      <a:ext cx="5940425" cy="216535"/>
+                    </a:xfrm>
+                    <a:prstGeom prst="rect">
+                      <a:avLst/>
+                    </a:prstGeom>
+                  </pic:spPr>
+                </pic:pic>
+              </a:graphicData>
+            </a:graphic>
+          </wp:inline>
+        </w:drawing>
+      </w:r>
+    </w:p>
+    <w:p>
+      <w:pPr>
+        <w:pStyle w:val="3"/>
+        <w:rPr>
+          <w:rFonts w:ascii="Times New Roman" w:hAnsi="Times New Roman" w:cs="Times New Roman"/>
+          <w:b/>
+          <w:bCs/>
+        </w:rPr>
+      </w:pPr>
+      <w:r>
+        <w:rPr>
+          <w:rFonts w:ascii="Times New Roman" w:hAnsi="Times New Roman" w:cs="Times New Roman"/>
+          <w:b/>
+          <w:bCs/>
+        </w:rPr>
+        <w:lastRenderedPageBreak/>
+        <w:t>Код для тестов</w:t>
+      </w:r>
+    </w:p>
+    <w:p>
+      <w:pPr>
+        <w:rPr>
+          <w:rFonts w:ascii="Consolas" w:hAnsi="Consolas"/>
+          <w:lang w:val="en-US"/>
+        </w:rPr>
+      </w:pPr>
+      <w:r>
+        <w:rPr>
+          <w:rFonts w:ascii="Consolas" w:hAnsi="Consolas"/>
+          <w:lang w:val="en-US"/>
+        </w:rPr>
+        <w:t>def test_get_unexisted_user():</w:t>
+      </w:r>
+    </w:p>
+    <w:p>
+      <w:pPr>
+        <w:rPr>
+          <w:rFonts w:ascii="Consolas" w:hAnsi="Consolas"/>
+          <w:lang w:val="en-US"/>
+        </w:rPr>
+      </w:pPr>
+      <w:r>
+        <w:rPr>
+          <w:rFonts w:ascii="Consolas" w:hAnsi="Consolas"/>
+          <w:lang w:val="en-US"/>
+        </w:rPr>
+        <w:t xml:space="preserve">    '''</w:t>
+      </w:r>
+      <w:r>
+        <w:rPr>
+          <w:rFonts w:ascii="Consolas" w:hAnsi="Consolas"/>
+        </w:rPr>
+        <w:t>Получение</w:t>
+      </w:r>
+      <w:r>
+        <w:rPr>
+          <w:rFonts w:ascii="Consolas" w:hAnsi="Consolas"/>
+          <w:lang w:val="en-US"/>
+        </w:rPr>
+        <w:t xml:space="preserve"> </w:t>
+      </w:r>
+      <w:r>
+        <w:rPr>
+          <w:rFonts w:ascii="Consolas" w:hAnsi="Consolas"/>
+        </w:rPr>
+        <w:t>несуществующего</w:t>
+      </w:r>
+      <w:r>
+        <w:rPr>
+          <w:rFonts w:ascii="Consolas" w:hAnsi="Consolas"/>
+          <w:lang w:val="en-US"/>
+        </w:rPr>
+        <w:t xml:space="preserve"> </w:t>
+      </w:r>
+      <w:r>
+        <w:rPr>
+          <w:rFonts w:ascii="Consolas" w:hAnsi="Consolas"/>
+        </w:rPr>
+        <w:t>пользователя</w:t>
+      </w:r>
+      <w:r>
+        <w:rPr>
+          <w:rFonts w:ascii="Consolas" w:hAnsi="Consolas"/>
+          <w:lang w:val="en-US"/>
+        </w:rPr>
+        <w:t>'''</w:t>
+      </w:r>
+    </w:p>
+    <w:p>
+      <w:pPr>
+        <w:rPr>
+          <w:rFonts w:ascii="Consolas" w:hAnsi="Consolas"/>
+          <w:lang w:val="en-US"/>
+        </w:rPr>
+      </w:pPr>
+      <w:r>
+        <w:rPr>
+          <w:rFonts w:ascii="Consolas" w:hAnsi="Consolas"/>
+          <w:lang w:val="en-US"/>
+        </w:rPr>
+        <w:t xml:space="preserve">    response = client.get("/api/v1/user", params={'email': 'nonexistent@example.com'})</w:t>
+      </w:r>
+    </w:p>
+    <w:p>
+      <w:pPr>
+        <w:rPr>
+          <w:rFonts w:ascii="Consolas" w:hAnsi="Consolas"/>
+          <w:lang w:val="en-US"/>
+        </w:rPr>
+      </w:pPr>
+      <w:r>
+        <w:rPr>
+          <w:rFonts w:ascii="Consolas" w:hAnsi="Consolas"/>
+          <w:lang w:val="en-US"/>
+        </w:rPr>
+        <w:t xml:space="preserve">    assert response.status_code == 404</w:t>
+      </w:r>
+    </w:p>
+    <w:p>
+      <w:pPr>
+        <w:rPr>
+          <w:rFonts w:ascii="Consolas" w:hAnsi="Consolas"/>
+          <w:lang w:val="en-US"/>
+        </w:rPr>
+      </w:pPr>
+      <w:r>
+        <w:rPr>
+          <w:rFonts w:ascii="Consolas" w:hAnsi="Consolas"/>
+          <w:lang w:val="en-US"/>
+        </w:rPr>
+        <w:t xml:space="preserve">    assert response.json() == {"detail": "User not found"}</w:t>
+      </w:r>
+    </w:p>
+    <w:p>
+      <w:pPr>
+        <w:rPr>
+          <w:rFonts w:ascii="Consolas" w:hAnsi="Consolas"/>
+          <w:lang w:val="en-US"/>
+        </w:rPr>
+      </w:pPr>
+    </w:p>
+    <w:p>
+      <w:pPr>
+        <w:rPr>
+          <w:rFonts w:ascii="Consolas" w:hAnsi="Consolas"/>
+          <w:lang w:val="en-US"/>
+        </w:rPr>
+      </w:pPr>
+    </w:p>
+    <w:p>
+      <w:pPr>
+        <w:rPr>
+          <w:rFonts w:ascii="Consolas" w:hAnsi="Consolas"/>
+          <w:lang w:val="en-US"/>
+        </w:rPr>
+      </w:pPr>
+      <w:r>
+        <w:rPr>
+          <w:rFonts w:ascii="Consolas" w:hAnsi="Consolas"/>
+          <w:lang w:val="en-US"/>
+        </w:rPr>
+        <w:t>def test_create_user_with_valid_email():</w:t>
+      </w:r>
+    </w:p>
+    <w:p>
+      <w:pPr>
+        <w:rPr>
+          <w:rFonts w:ascii="Consolas" w:hAnsi="Consolas"/>
+        </w:rPr>
+      </w:pPr>
+      <w:r>
+        <w:rPr>
+          <w:rFonts w:ascii="Consolas" w:hAnsi="Consolas"/>
+          <w:lang w:val="en-US"/>
+        </w:rPr>
+        <w:t xml:space="preserve">    </w:t>
+      </w:r>
+      <w:r>
+        <w:rPr>
+          <w:rFonts w:ascii="Consolas" w:hAnsi="Consolas"/>
+        </w:rPr>
+        <w:t>'''Создание пользователя с уникальной почтой'''</w:t>
+      </w:r>
+    </w:p>
+    <w:p>
+      <w:pPr>
+        <w:rPr>
+          <w:rFonts w:ascii="Consolas" w:hAnsi="Consolas"/>
+        </w:rPr>
+      </w:pPr>
+      <w:r>
+        <w:rPr>
+          <w:rFonts w:ascii="Consolas" w:hAnsi="Consolas"/>
+        </w:rPr>
+        <w:t xml:space="preserve">    new_user = {"name": "New User", "email": "new.user@example.com"}</w:t>
+      </w:r>
+    </w:p>
+    <w:p>
+      <w:pPr>
+        <w:rPr>
+          <w:rFonts w:ascii="Consolas" w:hAnsi="Consolas"/>
+          <w:lang w:val="en-US"/>
+        </w:rPr>
+      </w:pPr>
+      <w:r>
+        <w:rPr>
+          <w:rFonts w:ascii="Consolas" w:hAnsi="Consolas"/>
+        </w:rPr>
+        <w:t xml:space="preserve">    </w:t>
+      </w:r>
+      <w:r>
+        <w:rPr>
+          <w:rFonts w:ascii="Consolas" w:hAnsi="Consolas"/>
+          <w:lang w:val="en-US"/>
+        </w:rPr>
+        <w:t>response = client.post("/api/v1/user", json=new_user)</w:t>
+      </w:r>
+    </w:p>
+    <w:p>
+      <w:pPr>
+        <w:rPr>
+          <w:rFonts w:ascii="Consolas" w:hAnsi="Consolas"/>
+          <w:lang w:val="en-US"/>
+        </w:rPr>
+      </w:pPr>
+      <w:r>
+        <w:rPr>
+          <w:rFonts w:ascii="Consolas" w:hAnsi="Consolas"/>
+          <w:lang w:val="en-US"/>
+        </w:rPr>
+        <w:t xml:space="preserve">    assert response.status_code == 201</w:t>
+      </w:r>
+    </w:p>
+    <w:p>
+      <w:pPr>
+        <w:rPr>
+          <w:rFonts w:ascii="Consolas" w:hAnsi="Consolas"/>
+          <w:lang w:val="en-US"/>
+        </w:rPr>
+      </w:pPr>
+      <w:r>
+        <w:rPr>
+          <w:rFonts w:ascii="Consolas" w:hAnsi="Consolas"/>
+          <w:lang w:val="en-US"/>
+        </w:rPr>
+        <w:t xml:space="preserve">    assert isinstance(response.json(), int)  # </w:t>
+      </w:r>
+      <w:r>
+        <w:rPr>
+          <w:rFonts w:ascii="Consolas" w:hAnsi="Consolas"/>
+        </w:rPr>
+        <w:t>возвращает</w:t>
+      </w:r>
+      <w:r>
+        <w:rPr>
+          <w:rFonts w:ascii="Consolas" w:hAnsi="Consolas"/>
+          <w:lang w:val="en-US"/>
+        </w:rPr>
+        <w:t xml:space="preserve"> id</w:t>
+      </w:r>
+    </w:p>
+    <w:p>
+      <w:pPr>
+        <w:rPr>
+          <w:rFonts w:ascii="Consolas" w:hAnsi="Consolas"/>
+          <w:lang w:val="en-US"/>
+        </w:rPr>
+      </w:pPr>
+    </w:p>
+    <w:p>
+      <w:pPr>
+        <w:rPr>
+          <w:rFonts w:ascii="Consolas" w:hAnsi="Consolas"/>
+          <w:lang w:val="en-US"/>
+        </w:rPr>
+      </w:pPr>
+    </w:p>
+    <w:p>
+      <w:pPr>
+        <w:rPr>
+          <w:rFonts w:ascii="Consolas" w:hAnsi="Consolas"/>
+          <w:lang w:val="en-US"/>
+        </w:rPr>
+      </w:pPr>
+      <w:r>
+        <w:rPr>
+          <w:rFonts w:ascii="Consolas" w:hAnsi="Consolas"/>
+          <w:lang w:val="en-US"/>
+        </w:rPr>
+        <w:t>def test_create_user_with_invalid_email():</w:t>
+      </w:r>
+    </w:p>
+    <w:p>
+      <w:pPr>
+        <w:rPr>
+          <w:rFonts w:ascii="Consolas" w:hAnsi="Consolas"/>
+        </w:rPr>
+      </w:pPr>
+      <w:r>
+        <w:rPr>
+          <w:rFonts w:ascii="Consolas" w:hAnsi="Consolas"/>
+          <w:lang w:val="en-US"/>
+        </w:rPr>
+        <w:t xml:space="preserve">    </w:t>
+      </w:r>
+      <w:r>
+        <w:rPr>
+          <w:rFonts w:ascii="Consolas" w:hAnsi="Consolas"/>
+        </w:rPr>
+        <w:t>'''Создание пользователя с почтой, которую использует другой пользователь'''</w:t>
+      </w:r>
+    </w:p>
+    <w:p>
+      <w:pPr>
+        <w:rPr>
+          <w:rFonts w:ascii="Consolas" w:hAnsi="Consolas"/>
+          <w:lang w:val="en-US"/>
+        </w:rPr>
+      </w:pPr>
+      <w:r>
+        <w:rPr>
+          <w:rFonts w:ascii="Consolas" w:hAnsi="Consolas"/>
+        </w:rPr>
+        <w:t xml:space="preserve">    </w:t>
+      </w:r>
+      <w:r>
+        <w:rPr>
+          <w:rFonts w:ascii="Consolas" w:hAnsi="Consolas"/>
+          <w:lang w:val="en-US"/>
+        </w:rPr>
+        <w:t>duplicate_user = {"name": "Duplicate", "email": users[0]['email']}</w:t>
+      </w:r>
+    </w:p>
+    <w:p>
+      <w:pPr>
+        <w:rPr>
+          <w:rFonts w:ascii="Consolas" w:hAnsi="Consolas"/>
+          <w:lang w:val="en-US"/>
+        </w:rPr>
+      </w:pPr>
+      <w:r>
+        <w:rPr>
+          <w:rFonts w:ascii="Consolas" w:hAnsi="Consolas"/>
+          <w:lang w:val="en-US"/>
+        </w:rPr>
+        <w:t xml:space="preserve">    response = client.post("/api/v1/user", json=duplicate_user)</w:t>
+      </w:r>
+    </w:p>
+    <w:p>
+      <w:pPr>
+        <w:rPr>
+          <w:rFonts w:ascii="Consolas" w:hAnsi="Consolas"/>
+          <w:lang w:val="en-US"/>
+        </w:rPr>
+      </w:pPr>
+      <w:r>
+        <w:rPr>
+          <w:rFonts w:ascii="Consolas" w:hAnsi="Consolas"/>
+          <w:lang w:val="en-US"/>
+        </w:rPr>
+        <w:t xml:space="preserve">    assert response.status_code == 409</w:t>
+      </w:r>
+    </w:p>
+    <w:p>
+      <w:pPr>
+        <w:rPr>
+          <w:rFonts w:ascii="Consolas" w:hAnsi="Consolas"/>
+          <w:lang w:val="en-US"/>
+        </w:rPr>
+      </w:pPr>
+      <w:r>
+        <w:rPr>
+          <w:rFonts w:ascii="Consolas" w:hAnsi="Consolas"/>
+          <w:lang w:val="en-US"/>
+        </w:rPr>
+        <w:t xml:space="preserve">    assert response.json() == {"detail": "User with this email already exists"}</w:t>
+      </w:r>
+    </w:p>
+    <w:p>
+      <w:pPr>
+        <w:rPr>
+          <w:rFonts w:ascii="Consolas" w:hAnsi="Consolas"/>
+          <w:lang w:val="en-US"/>
+        </w:rPr>
+      </w:pPr>
+    </w:p>
+    <w:p>
+      <w:pPr>
+        <w:rPr>
+          <w:rFonts w:ascii="Consolas" w:hAnsi="Consolas"/>
+          <w:lang w:val="en-US"/>
+        </w:rPr>
+      </w:pPr>
+    </w:p>
+    <w:p>
+      <w:pPr>
+        <w:rPr>
+          <w:rFonts w:ascii="Consolas" w:hAnsi="Consolas"/>
+        </w:rPr>
+      </w:pPr>
+      <w:r>
+        <w:rPr>
+          <w:rFonts w:ascii="Consolas" w:hAnsi="Consolas"/>
+        </w:rPr>
+        <w:t>def test_delete_user():</w:t>
+      </w:r>
+    </w:p>
+    <w:p>
+      <w:pPr>
+        <w:rPr>
+          <w:rFonts w:ascii="Consolas" w:hAnsi="Consolas"/>
+        </w:rPr>
+      </w:pPr>
+      <w:r>
+        <w:rPr>
+          <w:rFonts w:ascii="Consolas" w:hAnsi="Consolas"/>
+        </w:rPr>
+        <w:t xml:space="preserve">    '''Удаление пользователя'''</w:t>
+      </w:r>
+    </w:p>
+    <w:p>
+      <w:pPr>
+        <w:rPr>
+          <w:rFonts w:ascii="Consolas" w:hAnsi="Consolas"/>
+          <w:lang w:val="en-US"/>
+        </w:rPr>
+      </w:pPr>
+      <w:r>
+        <w:rPr>
+          <w:rFonts w:ascii="Consolas" w:hAnsi="Consolas"/>
+        </w:rPr>
+        <w:t xml:space="preserve">    </w:t>
+      </w:r>
+      <w:r>
+        <w:rPr>
+          <w:rFonts w:ascii="Consolas" w:hAnsi="Consolas"/>
+          <w:lang w:val="en-US"/>
+        </w:rPr>
+        <w:t>response = client.delete("/api/v1/user", params={'email': users[0]['email']})</w:t>
+      </w:r>
+    </w:p>
+    <w:p>
+      <w:pPr>
+        <w:rPr>
+          <w:rFonts w:ascii="Consolas" w:hAnsi="Consolas"/>
+          <w:lang w:val="en-US"/>
+        </w:rPr>
+      </w:pPr>
+      <w:r>
+        <w:rPr>
+          <w:rFonts w:ascii="Consolas" w:hAnsi="Consolas"/>
+          <w:lang w:val="en-US"/>
+        </w:rPr>
+        <w:t xml:space="preserve">    </w:t>
+      </w:r>
+      <w:r>
+        <w:rPr>
+          <w:rFonts w:ascii="Consolas" w:hAnsi="Consolas"/>
+        </w:rPr>
+        <w:t>assert response.status_code == 204</w:t>
+      </w:r>
+    </w:p>
+    <w:p>
+      <w:pPr>
+        <w:rPr>
+          <w:rFonts w:ascii="Consolas" w:hAnsi="Consolas"/>
+          <w:lang w:val="en-US"/>
+        </w:rPr>
+      </w:pPr>
+      <w:r>
+        <w:rPr>
+          <w:rFonts w:ascii="Consolas" w:hAnsi="Consolas"/>
+          <w:lang w:val="en-US"/>
+        </w:rPr>
+        <w:lastRenderedPageBreak/>
+        <w:drawing>
+          <wp:inline distT="0" distB="0" distL="0" distR="0" wp14:anchorId="04B661AB" wp14:editId="2C7B85A6">
+            <wp:extent cx="5940425" cy="3238500"/>
+            <wp:effectExtent l="0" t="0" r="3175" b="0"/>
+            <wp:docPr id="1577705281" name="Рисунок 1"/>
+            <wp:cNvGraphicFramePr>
+              <a:graphicFrameLocks xmlns:a="http://schemas.openxmlformats.org/drawingml/2006/main" noChangeAspect="1"/>
+            </wp:cNvGraphicFramePr>
+            <a:graphic xmlns:a="http://schemas.openxmlformats.org/drawingml/2006/main">
+              <a:graphicData uri="http://schemas.openxmlformats.org/drawingml/2006/picture">
+                <pic:pic xmlns:pic="http://schemas.openxmlformats.org/drawingml/2006/picture">
+                  <pic:nvPicPr>
+                    <pic:cNvPr id="1577705281" name=""/>
+                    <pic:cNvPicPr/>
+                  </pic:nvPicPr>
+                  <pic:blipFill>
+                    <a:blip r:embed="rId12"/>
+                    <a:stretch>
+                      <a:fillRect/>
+                    </a:stretch>
+                  </pic:blipFill>
+                  <pic:spPr>
+                    <a:xfrm>
+                      <a:off x="0" y="0"/>
+                      <a:ext cx="5940425" cy="3238500"/>
+                    </a:xfrm>
+                    <a:prstGeom prst="rect">
+                      <a:avLst/>
+                    </a:prstGeom>
+                  </pic:spPr>
+                </pic:pic>
+              </a:graphicData>
+            </a:graphic>
+          </wp:inline>
+        </w:drawing>
+      </w:r>
+    </w:p>
+    <w:p>
+      <w:pPr>
+        <w:rPr>
+          <w:rFonts w:ascii="Consolas" w:hAnsi="Consolas"/>
+          <w:lang w:val="en-US"/>
+        </w:rPr>
+      </w:pPr>
+      <w:r>
+        <w:rPr>
+          <w:rFonts w:ascii="Consolas" w:hAnsi="Consolas"/>
+        </w:rPr>
+        <w:drawing>
+          <wp:inline distT="0" distB="0" distL="0" distR="0" wp14:anchorId="35F28901" wp14:editId="5325A060">
+            <wp:extent cx="5940425" cy="3462655"/>
+            <wp:effectExtent l="0" t="0" r="3175" b="4445"/>
+            <wp:docPr id="2118871315" name="Рисунок 1"/>
+            <wp:cNvGraphicFramePr>
+              <a:graphicFrameLocks xmlns:a="http://schemas.openxmlformats.org/drawingml/2006/main" noChangeAspect="1"/>
+            </wp:cNvGraphicFramePr>
+            <a:graphic xmlns:a="http://schemas.openxmlformats.org/drawingml/2006/main">
+              <a:graphicData uri="http://schemas.openxmlformats.org/drawingml/2006/picture">
+                <pic:pic xmlns:pic="http://schemas.openxmlformats.org/drawingml/2006/picture">
+                  <pic:nvPicPr>
+                    <pic:cNvPr id="2118871315" name=""/>
+                    <pic:cNvPicPr/>
+                  </pic:nvPicPr>
+                  <pic:blipFill>
+                    <a:blip r:embed="rId13"/>
+                    <a:stretch>
+                      <a:fillRect/>
+                    </a:stretch>
+                  </pic:blipFill>
+                  <pic:spPr>
+                    <a:xfrm>
+                      <a:off x="0" y="0"/>
+                      <a:ext cx="5940425" cy="3462655"/>
+                    </a:xfrm>
+                    <a:prstGeom prst="rect">
+                      <a:avLst/>
+                    </a:prstGeom>
+                  </pic:spPr>
+                </pic:pic>
+              </a:graphicData>
+            </a:graphic>
+          </wp:inline>
+        </w:drawing>
+      </w:r>
+    </w:p>
+    <w:p>
+      <w:pPr>
+        <w:rPr>
+          <w:rFonts w:ascii="Consolas" w:hAnsi="Consolas"/>
+          <w:lang w:val="en-US"/>
+        </w:rPr>
+      </w:pPr>
+      <w:r>
+        <w:rPr>
+          <w:rFonts w:ascii="Consolas" w:hAnsi="Consolas"/>
+          <w:lang w:val="en-US"/>
+        </w:rPr>
+        <w:drawing>
+          <wp:inline distT="0" distB="0" distL="0" distR="0" wp14:anchorId="4BEAEB6F" wp14:editId="44AC114A">
+            <wp:extent cx="5940425" cy="1870075"/>
+            <wp:effectExtent l="0" t="0" r="3175" b="0"/>
+            <wp:docPr id="1366342245" name="Рисунок 1"/>
+            <wp:cNvGraphicFramePr>
+              <a:graphicFrameLocks xmlns:a="http://schemas.openxmlformats.org/drawingml/2006/main" noChangeAspect="1"/>
+            </wp:cNvGraphicFramePr>
+            <a:graphic xmlns:a="http://schemas.openxmlformats.org/drawingml/2006/main">
+              <a:graphicData uri="http://schemas.openxmlformats.org/drawingml/2006/picture">
+                <pic:pic xmlns:pic="http://schemas.openxmlformats.org/drawingml/2006/picture">
+                  <pic:nvPicPr>
+                    <pic:cNvPr id="1366342245" name=""/>
+                    <pic:cNvPicPr/>
+                  </pic:nvPicPr>
+                  <pic:blipFill>
+                    <a:blip r:embed="rId14"/>
+                    <a:stretch>
+                      <a:fillRect/>
+                    </a:stretch>
+                  </pic:blipFill>
+                  <pic:spPr>
+                    <a:xfrm>
+                      <a:off x="0" y="0"/>
+                      <a:ext cx="5940425" cy="1870075"/>
+                    </a:xfrm>
+                    <a:prstGeom prst="rect">
+                      <a:avLst/>
+                    </a:prstGeom>
+                  </pic:spPr>
+                </pic:pic>
+              </a:graphicData>
+            </a:graphic>
+          </wp:inline>
+        </w:drawing>
+      </w:r>
+    </w:p>
+    <w:p>
+      <w:pPr>
+        <w:rPr>
+          <w:rFonts w:ascii="Consolas" w:hAnsi="Consolas"/>
+          <w:lang w:val="en-US"/>
+        </w:rPr>
+      </w:pPr>
+      <w:r>
+        <w:rPr>
+          <w:rFonts w:ascii="Consolas" w:hAnsi="Consolas"/>
+          <w:lang w:val="en-US"/>
+        </w:rPr>
+        <w:lastRenderedPageBreak/>
+        <w:drawing>
+          <wp:inline distT="0" distB="0" distL="0" distR="0" wp14:anchorId="2F47B88F" wp14:editId="2B420EE0">
+            <wp:extent cx="5940425" cy="945515"/>
+            <wp:effectExtent l="0" t="0" r="3175" b="6985"/>
+            <wp:docPr id="204997177" name="Рисунок 1"/>
+            <wp:cNvGraphicFramePr>
+              <a:graphicFrameLocks xmlns:a="http://schemas.openxmlformats.org/drawingml/2006/main" noChangeAspect="1"/>
+            </wp:cNvGraphicFramePr>
+            <a:graphic xmlns:a="http://schemas.openxmlformats.org/drawingml/2006/main">
+              <a:graphicData uri="http://schemas.openxmlformats.org/drawingml/2006/picture">
+                <pic:pic xmlns:pic="http://schemas.openxmlformats.org/drawingml/2006/picture">
+                  <pic:nvPicPr>
+                    <pic:cNvPr id="204997177" name=""/>
+                    <pic:cNvPicPr/>
+                  </pic:nvPicPr>
+                  <pic:blipFill>
+                    <a:blip r:embed="rId15"/>
+                    <a:stretch>
+                      <a:fillRect/>
+                    </a:stretch>
+                  </pic:blipFill>
+                  <pic:spPr>
+                    <a:xfrm>
+                      <a:off x="0" y="0"/>
+                      <a:ext cx="5940425" cy="945515"/>
+                    </a:xfrm>
+                    <a:prstGeom prst="rect">
+                      <a:avLst/>
+                    </a:prstGeom>
+                  </pic:spPr>
+                </pic:pic>
+              </a:graphicData>
+            </a:graphic>
+          </wp:inline>
+        </w:drawing>
+      </w:r>
+    </w:p>
+    <w:p>
+      <w:pPr>
+        <w:rPr>
+          <w:rFonts w:ascii="Consolas" w:hAnsi="Consolas"/>
+          <w:lang w:val="en-US"/>
+        </w:rPr>
+      </w:pPr>
+      <w:r>
+        <w:rPr>
+          <w:rFonts w:ascii="Consolas" w:hAnsi="Consolas"/>
+          <w:lang w:val="en-US"/>
+        </w:rPr>
+        <w:drawing>
+          <wp:inline distT="0" distB="0" distL="0" distR="0" wp14:anchorId="1AB7D0BE" wp14:editId="21367FDE">
+            <wp:extent cx="5940425" cy="503555"/>
+            <wp:effectExtent l="0" t="0" r="3175" b="0"/>
+            <wp:docPr id="1244322945" name="Рисунок 1"/>
+            <wp:cNvGraphicFramePr>
+              <a:graphicFrameLocks xmlns:a="http://schemas.openxmlformats.org/drawingml/2006/main" noChangeAspect="1"/>
+            </wp:cNvGraphicFramePr>
+            <a:graphic xmlns:a="http://schemas.openxmlformats.org/drawingml/2006/main">
+              <a:graphicData uri="http://schemas.openxmlformats.org/drawingml/2006/picture">
+                <pic:pic xmlns:pic="http://schemas.openxmlformats.org/drawingml/2006/picture">
+                  <pic:nvPicPr>
+                    <pic:cNvPr id="1244322945" name=""/>
+                    <pic:cNvPicPr/>
+                  </pic:nvPicPr>
+                  <pic:blipFill>
+                    <a:blip r:embed="rId16"/>
+                    <a:stretch>
+                      <a:fillRect/>
+                    </a:stretch>
+                  </pic:blipFill>
+                  <pic:spPr>
+                    <a:xfrm>
+                      <a:off x="0" y="0"/>
+                      <a:ext cx="5940425" cy="503555"/>
+                    </a:xfrm>
+                    <a:prstGeom prst="rect">
+                      <a:avLst/>
+                    </a:prstGeom>
+                  </pic:spPr>
+                </pic:pic>
+              </a:graphicData>
+            </a:graphic>
+          </wp:inline>
+        </w:drawing>
+      </w:r>
+    </w:p>
+    <w:p>
+      <w:pPr>
+        <w:rPr>
+          <w:rFonts w:ascii="Consolas" w:hAnsi="Consolas"/>
+          <w:lang w:val="en-US"/>
+        </w:rPr>
+      </w:pPr>
+      <w:r>
+        <w:rPr>
+          <w:rFonts w:ascii="Consolas" w:hAnsi="Consolas"/>
+          <w:lang w:val="en-US"/>
+        </w:rPr>
+        <w:drawing>
+          <wp:inline distT="0" distB="0" distL="0" distR="0" wp14:anchorId="53DEB113" wp14:editId="434EA7F9">
+            <wp:extent cx="5940425" cy="3512185"/>
+            <wp:effectExtent l="0" t="0" r="3175" b="0"/>
+            <wp:docPr id="1962099609" name="Рисунок 1"/>
+            <wp:cNvGraphicFramePr>
+              <a:graphicFrameLocks xmlns:a="http://schemas.openxmlformats.org/drawingml/2006/main" noChangeAspect="1"/>
+            </wp:cNvGraphicFramePr>
+            <a:graphic xmlns:a="http://schemas.openxmlformats.org/drawingml/2006/main">
+              <a:graphicData uri="http://schemas.openxmlformats.org/drawingml/2006/picture">
+                <pic:pic xmlns:pic="http://schemas.openxmlformats.org/drawingml/2006/picture">
+                  <pic:nvPicPr>
+                    <pic:cNvPr id="1962099609" name=""/>
+                    <pic:cNvPicPr/>
+                  </pic:nvPicPr>
+                  <pic:blipFill>
+                    <a:blip r:embed="rId17"/>
+                    <a:stretch>
+                      <a:fillRect/>
+                    </a:stretch>
+                  </pic:blipFill>
+                  <pic:spPr>
+                    <a:xfrm>
+                      <a:off x="0" y="0"/>
+                      <a:ext cx="5940425" cy="3512185"/>
+                    </a:xfrm>
+                    <a:prstGeom prst="rect">
+                      <a:avLst/>
+                    </a:prstGeom>
+                  </pic:spPr>
+                </pic:pic>
+              </a:graphicData>
+            </a:graphic>
+          </wp:inline>
+        </w:drawing>
+      </w:r>
+    </w:p>
+    <w:p>
+      <w:pPr>
+        <w:rPr>
+          <w:rFonts w:ascii="Consolas" w:hAnsi="Consolas"/>
+          <w:lang w:val="en-US"/>
+        </w:rPr>
+      </w:pPr>
+      <w:r>
+        <w:rPr>
+          <w:rFonts w:ascii="Consolas" w:hAnsi="Consolas"/>
+          <w:lang w:val="en-US"/>
+        </w:rPr>
+        <w:drawing>
+          <wp:inline distT="0" distB="0" distL="0" distR="0" wp14:anchorId="50A36015" wp14:editId="2C03C6AF">
+            <wp:extent cx="5940425" cy="377825"/>
+            <wp:effectExtent l="0" t="0" r="3175" b="3175"/>
+            <wp:docPr id="333175330" name="Рисунок 1"/>
+            <wp:cNvGraphicFramePr>
+              <a:graphicFrameLocks xmlns:a="http://schemas.openxmlformats.org/drawingml/2006/main" noChangeAspect="1"/>
+            </wp:cNvGraphicFramePr>
+            <a:graphic xmlns:a="http://schemas.openxmlformats.org/drawingml/2006/main">
+              <a:graphicData uri="http://schemas.openxmlformats.org/drawingml/2006/picture">
+                <pic:pic xmlns:pic="http://schemas.openxmlformats.org/drawingml/2006/picture">
+                  <pic:nvPicPr>
+                    <pic:cNvPr id="333175330" name=""/>
+                    <pic:cNvPicPr/>
+                  </pic:nvPicPr>
+                  <pic:blipFill>
+                    <a:blip r:embed="rId18"/>
+                    <a:stretch>
+                      <a:fillRect/>
+                    </a:stretch>
+                  </pic:blipFill>
+                  <pic:spPr>
+                    <a:xfrm>
+                      <a:off x="0" y="0"/>
+                      <a:ext cx="5940425" cy="377825"/>
+                    </a:xfrm>
+                    <a:prstGeom prst="rect">
+                      <a:avLst/>
+                    </a:prstGeom>
+                  </pic:spPr>
+                </pic:pic>
+              </a:graphicData>
+            </a:graphic>
+          </wp:inline>
+        </w:drawing>
+      </w:r>
+    </w:p>
+    <w:p>
+      <w:pPr>
+        <w:rPr>
+          <w:rFonts w:ascii="Consolas" w:hAnsi="Consolas"/>
+        </w:rPr>
+      </w:pPr>
+      <w:r>
+        <w:rPr>
+          <w:rFonts w:ascii="Consolas" w:hAnsi="Consolas"/>
+        </w:rPr>
+        <w:drawing>
+          <wp:inline distT="0" distB="0" distL="0" distR="0" wp14:anchorId="1F191E24" wp14:editId="14640ED5">
+            <wp:extent cx="5940425" cy="934720"/>
+            <wp:effectExtent l="0" t="0" r="3175" b="0"/>
+            <wp:docPr id="1099605012" name="Рисунок 1"/>
+            <wp:cNvGraphicFramePr>
+              <a:graphicFrameLocks xmlns:a="http://schemas.openxmlformats.org/drawingml/2006/main" noChangeAspect="1"/>
+            </wp:cNvGraphicFramePr>
+            <a:graphic xmlns:a="http://schemas.openxmlformats.org/drawingml/2006/main">
+              <a:graphicData uri="http://schemas.openxmlformats.org/drawingml/2006/picture">
+                <pic:pic xmlns:pic="http://schemas.openxmlformats.org/drawingml/2006/picture">
+                  <pic:nvPicPr>
+                    <pic:cNvPr id="1099605012" name=""/>
+                    <pic:cNvPicPr/>
+                  </pic:nvPicPr>
+                  <pic:blipFill>
+                    <a:blip r:embed="rId19"/>
+                    <a:stretch>
+                      <a:fillRect/>
+                    </a:stretch>
+                  </pic:blipFill>
+                  <pic:spPr>
+                    <a:xfrm>
+                      <a:off x="0" y="0"/>
+                      <a:ext cx="5940425" cy="934720"/>
+                    </a:xfrm>
+                    <a:prstGeom prst="rect">
+                      <a:avLst/>
+                    </a:prstGeom>
+                  </pic:spPr>
+                </pic:pic>
+              </a:graphicData>
+            </a:graphic>
+          </wp:inline>
+        </w:drawing>
+      </w:r>
+    </w:p>
+    <w:p>
+      <w:pPr>
+        <w:rPr>
+          <w:rFonts w:ascii="Consolas" w:hAnsi="Consolas"/>
+          <w:lang w:val="en-US"/>
+        </w:rPr>
+      </w:pPr>
+      <w:r>
+        <w:rPr>
+          <w:rFonts w:ascii="Consolas" w:hAnsi="Consolas"/>
+          <w:lang w:val="en-US"/>
+        </w:rPr>
+        <w:drawing>
+          <wp:inline distT="0" distB="0" distL="0" distR="0" wp14:anchorId="6ADA31DB" wp14:editId="246B57F0">
+            <wp:extent cx="5940425" cy="2157095"/>
+            <wp:effectExtent l="0" t="0" r="3175" b="0"/>
+            <wp:docPr id="635755027" name="Рисунок 1"/>
+            <wp:cNvGraphicFramePr>
+              <a:graphicFrameLocks xmlns:a="http://schemas.openxmlformats.org/drawingml/2006/main" noChangeAspect="1"/>
+            </wp:cNvGraphicFramePr>
+            <a:graphic xmlns:a="http://schemas.openxmlformats.org/drawingml/2006/main">
+              <a:graphicData uri="http://schemas.openxmlformats.org/drawingml/2006/picture">
+                <pic:pic xmlns:pic="http://schemas.openxmlformats.org/drawingml/2006/picture">
+                  <pic:nvPicPr>
+                    <pic:cNvPr id="635755027" name=""/>
+                    <pic:cNvPicPr/>
+                  </pic:nvPicPr>
+                  <pic:blipFill>
+                    <a:blip r:embed="rId20"/>
+                    <a:stretch>
+                      <a:fillRect/>
+                    </a:stretch>
+                  </pic:blipFill>
+                  <pic:spPr>
+                    <a:xfrm>
+                      <a:off x="0" y="0"/>
+                      <a:ext cx="5940425" cy="2157095"/>
+                    </a:xfrm>
+                    <a:prstGeom prst="rect">
+                      <a:avLst/>
+                    </a:prstGeom>
+                  </pic:spPr>
+                </pic:pic>
+              </a:graphicData>
+            </a:graphic>
+          </wp:inline>
+        </w:drawing>
+      </w:r>
+    </w:p>
+    <w:p>
+      <w:pPr>
+        <w:rPr>
+          <w:rFonts w:ascii="Consolas" w:hAnsi="Consolas"/>
+          <w:lang w:val="en-US"/>
+        </w:rPr>
+      </w:pPr>
+    </w:p>
+    <w:p>
+      <w:pPr>
+        <w:pStyle w:val="2"/>
+        <w:spacing w:line="240" w:lineRule="auto"/>
+        <w:rPr>
+          <w:rFonts w:ascii="Times New Roman" w:hAnsi="Times New Roman" w:cs="Times New Roman"/>
+          <w:b/>
+          <w:bCs/>
+        </w:rPr>
+      </w:pPr>
+      <w:r>
+        <w:rPr>
+          <w:rFonts w:ascii="Times New Roman" w:hAnsi="Times New Roman" w:cs="Times New Roman"/>
+          <w:b/>
+          <w:bCs/>
+        </w:rPr>
+        <w:t xml:space="preserve">Заключение </w:t>
+      </w:r>
+    </w:p>
+    <w:p>
+      <w:pPr>
+        <w:pStyle w:val="2"/>
+        <w:spacing w:line="240" w:lineRule="auto"/>
         <w:rPr>
           <w:rFonts w:ascii="Times New Roman" w:eastAsiaTheme="minorHAnsi" w:hAnsi="Times New Roman" w:cs="Times New Roman"/>
           <w:color w:val="auto"/>
           <w:sz w:val="22"/>
           <w:szCs w:val="22"/>
         </w:rPr>
-        <w:t>пайплайн</w:t>
-      </w:r>
-      <w:proofErr w:type="spellEnd"/>
+      </w:pPr>
       <w:r>
         <w:rPr>
           <w:rFonts w:ascii="Times New Roman" w:eastAsiaTheme="minorHAnsi" w:hAnsi="Times New Roman" w:cs="Times New Roman"/>
@@ -646,9 +1845,8 @@
           <w:sz w:val="22"/>
           <w:szCs w:val="22"/>
         </w:rPr>
-        <w:t xml:space="preserve"> сборки, тестирования и загрузки образа приложения на </w:t>
-      </w:r>
-      <w:proofErr w:type="spellStart"/>
+        <w:t>В ходе выполнения лабораторной работы №5 я ознакомилась с методологией CI/CD и приобрела практические навыки работы с инструментом GitHub Actions. Были изучены ключевые концепции непрерывной интеграции, непрерывной доставки и непрерывного развёртывания, а также их роль в автоматизации жизненного цикла разработки программного обеспечения. На практике я написала тесты для Python-приложения, создала два рабочих процесса: tests.yml для запуска unit-тестов при любом коммите и build-and-delivery.yml для сборки Docker-образа и его публикации на Docker Hub при пуше в ветку main. В результате работы был настроен автоматизированный пайплайн, который обеспечивает проверку кода, сборку артефактов и их доставку в реестр контейнеров, что демонстрирует применение DevOps-практик для повышения надёжности и скорости выпуска обновлений</w:t>
+      </w:r>
       <w:r>
         <w:rPr>
           <w:rFonts w:ascii="Times New Roman" w:eastAsiaTheme="minorHAnsi" w:hAnsi="Times New Roman" w:cs="Times New Roman"/>
@@ -656,366 +1854,6 @@
           <w:sz w:val="22"/>
           <w:szCs w:val="22"/>
         </w:rPr>
-        <w:t>Docker</w:t>
-      </w:r>
-      <w:proofErr w:type="spellEnd"/>
-      <w:r>
-        <w:rPr>
-          <w:rFonts w:ascii="Times New Roman" w:eastAsiaTheme="minorHAnsi" w:hAnsi="Times New Roman" w:cs="Times New Roman"/>
-          <w:color w:val="auto"/>
-          <w:sz w:val="22"/>
-          <w:szCs w:val="22"/>
-        </w:rPr>
-        <w:t xml:space="preserve"> </w:t>
-      </w:r>
-      <w:proofErr w:type="spellStart"/>
-      <w:r>
-        <w:rPr>
-          <w:rFonts w:ascii="Times New Roman" w:eastAsiaTheme="minorHAnsi" w:hAnsi="Times New Roman" w:cs="Times New Roman"/>
-          <w:color w:val="auto"/>
-          <w:sz w:val="22"/>
-          <w:szCs w:val="22"/>
-        </w:rPr>
-        <w:t>Hub</w:t>
-      </w:r>
-      <w:proofErr w:type="spellEnd"/>
-      <w:r>
-        <w:rPr>
-          <w:rFonts w:ascii="Times New Roman" w:eastAsiaTheme="minorHAnsi" w:hAnsi="Times New Roman" w:cs="Times New Roman"/>
-          <w:color w:val="auto"/>
-          <w:sz w:val="22"/>
-          <w:szCs w:val="22"/>
-        </w:rPr>
-        <w:t>.</w:t>
-      </w:r>
-    </w:p>
-    <w:p>
-      <w:pPr>
-        <w:pStyle w:val="2"/>
-        <w:spacing w:line="240" w:lineRule="auto"/>
-        <w:rPr>
-          <w:rFonts w:ascii="Times New Roman" w:hAnsi="Times New Roman" w:cs="Times New Roman"/>
-          <w:b/>
-          <w:bCs/>
-        </w:rPr>
-      </w:pPr>
-      <w:r>
-        <w:rPr>
-          <w:rFonts w:ascii="Times New Roman" w:hAnsi="Times New Roman" w:cs="Times New Roman"/>
-          <w:b/>
-          <w:bCs/>
-        </w:rPr>
-        <w:t>Ход работы</w:t>
-      </w:r>
-    </w:p>
-    <w:p>
-      <w:pPr>
-        <w:pStyle w:val="2"/>
-        <w:spacing w:line="240" w:lineRule="auto"/>
-        <w:rPr>
-          <w:rFonts w:ascii="Times New Roman" w:hAnsi="Times New Roman" w:cs="Times New Roman"/>
-          <w:b/>
-          <w:bCs/>
-        </w:rPr>
-      </w:pPr>
-    </w:p>
-    <w:p>
-      <w:pPr>
-        <w:pStyle w:val="2"/>
-        <w:spacing w:line="240" w:lineRule="auto"/>
-        <w:rPr>
-          <w:rFonts w:ascii="Times New Roman" w:hAnsi="Times New Roman" w:cs="Times New Roman"/>
-          <w:b/>
-          <w:bCs/>
-        </w:rPr>
-      </w:pPr>
-    </w:p>
-    <w:p>
-      <w:pPr>
-        <w:pStyle w:val="2"/>
-        <w:spacing w:line="240" w:lineRule="auto"/>
-        <w:rPr>
-          <w:rFonts w:ascii="Times New Roman" w:hAnsi="Times New Roman" w:cs="Times New Roman"/>
-          <w:b/>
-          <w:bCs/>
-        </w:rPr>
-      </w:pPr>
-      <w:r>
-        <w:rPr>
-          <w:rFonts w:ascii="Times New Roman" w:hAnsi="Times New Roman" w:cs="Times New Roman"/>
-          <w:b/>
-          <w:bCs/>
-        </w:rPr>
-        <w:t xml:space="preserve">Заключение </w:t>
-      </w:r>
-    </w:p>
-    <w:p>
-      <w:pPr>
-        <w:pStyle w:val="2"/>
-        <w:spacing w:line="240" w:lineRule="auto"/>
-        <w:rPr>
-          <w:rFonts w:ascii="Times New Roman" w:eastAsiaTheme="minorHAnsi" w:hAnsi="Times New Roman" w:cs="Times New Roman"/>
-          <w:color w:val="auto"/>
-          <w:sz w:val="22"/>
-          <w:szCs w:val="22"/>
-        </w:rPr>
-      </w:pPr>
-      <w:r>
-        <w:rPr>
-          <w:rFonts w:ascii="Times New Roman" w:eastAsiaTheme="minorHAnsi" w:hAnsi="Times New Roman" w:cs="Times New Roman"/>
-          <w:color w:val="auto"/>
-          <w:sz w:val="22"/>
-          <w:szCs w:val="22"/>
-        </w:rPr>
-        <w:t xml:space="preserve">В ходе выполнения лабораторной работы №5 я ознакомилась с методологией CI/CD и приобрела практические навыки работы с инструментом </w:t>
-      </w:r>
-      <w:proofErr w:type="spellStart"/>
-      <w:r>
-        <w:rPr>
-          <w:rFonts w:ascii="Times New Roman" w:eastAsiaTheme="minorHAnsi" w:hAnsi="Times New Roman" w:cs="Times New Roman"/>
-          <w:color w:val="auto"/>
-          <w:sz w:val="22"/>
-          <w:szCs w:val="22"/>
-        </w:rPr>
-        <w:t>GitHub</w:t>
-      </w:r>
-      <w:proofErr w:type="spellEnd"/>
-      <w:r>
-        <w:rPr>
-          <w:rFonts w:ascii="Times New Roman" w:eastAsiaTheme="minorHAnsi" w:hAnsi="Times New Roman" w:cs="Times New Roman"/>
-          <w:color w:val="auto"/>
-          <w:sz w:val="22"/>
-          <w:szCs w:val="22"/>
-        </w:rPr>
-        <w:t xml:space="preserve"> </w:t>
-      </w:r>
-      <w:proofErr w:type="spellStart"/>
-      <w:r>
-        <w:rPr>
-          <w:rFonts w:ascii="Times New Roman" w:eastAsiaTheme="minorHAnsi" w:hAnsi="Times New Roman" w:cs="Times New Roman"/>
-          <w:color w:val="auto"/>
-          <w:sz w:val="22"/>
-          <w:szCs w:val="22"/>
-        </w:rPr>
-        <w:t>Actions</w:t>
-      </w:r>
-      <w:proofErr w:type="spellEnd"/>
-      <w:r>
-        <w:rPr>
-          <w:rFonts w:ascii="Times New Roman" w:eastAsiaTheme="minorHAnsi" w:hAnsi="Times New Roman" w:cs="Times New Roman"/>
-          <w:color w:val="auto"/>
-          <w:sz w:val="22"/>
-          <w:szCs w:val="22"/>
-        </w:rPr>
-        <w:t xml:space="preserve">. Были изучены ключевые концепции непрерывной интеграции, непрерывной доставки и непрерывного развёртывания, а также их роль в автоматизации жизненного цикла разработки программного обеспечения. На практике я написала тесты для Python-приложения, создала два рабочих процесса: </w:t>
-      </w:r>
-      <w:proofErr w:type="spellStart"/>
-      <w:r>
-        <w:rPr>
-          <w:rFonts w:ascii="Times New Roman" w:eastAsiaTheme="minorHAnsi" w:hAnsi="Times New Roman" w:cs="Times New Roman"/>
-          <w:color w:val="auto"/>
-          <w:sz w:val="22"/>
-          <w:szCs w:val="22"/>
-        </w:rPr>
-        <w:t>tests.yml</w:t>
-      </w:r>
-      <w:proofErr w:type="spellEnd"/>
-      <w:r>
-        <w:rPr>
-          <w:rFonts w:ascii="Times New Roman" w:eastAsiaTheme="minorHAnsi" w:hAnsi="Times New Roman" w:cs="Times New Roman"/>
-          <w:color w:val="auto"/>
-          <w:sz w:val="22"/>
-          <w:szCs w:val="22"/>
-        </w:rPr>
-        <w:t xml:space="preserve"> для запуска </w:t>
-      </w:r>
-      <w:proofErr w:type="spellStart"/>
-      <w:r>
-        <w:rPr>
-          <w:rFonts w:ascii="Times New Roman" w:eastAsiaTheme="minorHAnsi" w:hAnsi="Times New Roman" w:cs="Times New Roman"/>
-          <w:color w:val="auto"/>
-          <w:sz w:val="22"/>
-          <w:szCs w:val="22"/>
-        </w:rPr>
-        <w:t>unit</w:t>
-      </w:r>
-      <w:proofErr w:type="spellEnd"/>
-      <w:r>
-        <w:rPr>
-          <w:rFonts w:ascii="Times New Roman" w:eastAsiaTheme="minorHAnsi" w:hAnsi="Times New Roman" w:cs="Times New Roman"/>
-          <w:color w:val="auto"/>
-          <w:sz w:val="22"/>
-          <w:szCs w:val="22"/>
-        </w:rPr>
-        <w:t xml:space="preserve">-тестов при любом коммите и </w:t>
-      </w:r>
-      <w:proofErr w:type="spellStart"/>
-      <w:r>
-        <w:rPr>
-          <w:rFonts w:ascii="Times New Roman" w:eastAsiaTheme="minorHAnsi" w:hAnsi="Times New Roman" w:cs="Times New Roman"/>
-          <w:color w:val="auto"/>
-          <w:sz w:val="22"/>
-          <w:szCs w:val="22"/>
-        </w:rPr>
-        <w:t>build-and-delivery.yml</w:t>
-      </w:r>
-      <w:proofErr w:type="spellEnd"/>
-      <w:r>
-        <w:rPr>
-          <w:rFonts w:ascii="Times New Roman" w:eastAsiaTheme="minorHAnsi" w:hAnsi="Times New Roman" w:cs="Times New Roman"/>
-          <w:color w:val="auto"/>
-          <w:sz w:val="22"/>
-          <w:szCs w:val="22"/>
-        </w:rPr>
-        <w:t xml:space="preserve"> для сборки </w:t>
-      </w:r>
-      <w:proofErr w:type="spellStart"/>
-      <w:r>
-        <w:rPr>
-          <w:rFonts w:ascii="Times New Roman" w:eastAsiaTheme="minorHAnsi" w:hAnsi="Times New Roman" w:cs="Times New Roman"/>
-          <w:color w:val="auto"/>
-          <w:sz w:val="22"/>
-          <w:szCs w:val="22"/>
-        </w:rPr>
-        <w:t>Docker</w:t>
-      </w:r>
-      <w:proofErr w:type="spellEnd"/>
-      <w:r>
-        <w:rPr>
-          <w:rFonts w:ascii="Times New Roman" w:eastAsiaTheme="minorHAnsi" w:hAnsi="Times New Roman" w:cs="Times New Roman"/>
-          <w:color w:val="auto"/>
-          <w:sz w:val="22"/>
-          <w:szCs w:val="22"/>
-        </w:rPr>
-        <w:t xml:space="preserve">-образа и его публикации на </w:t>
-      </w:r>
-      <w:proofErr w:type="spellStart"/>
-      <w:r>
-        <w:rPr>
-          <w:rFonts w:ascii="Times New Roman" w:eastAsiaTheme="minorHAnsi" w:hAnsi="Times New Roman" w:cs="Times New Roman"/>
-          <w:color w:val="auto"/>
-          <w:sz w:val="22"/>
-          <w:szCs w:val="22"/>
-        </w:rPr>
-        <w:t>Docker</w:t>
-      </w:r>
-      <w:proofErr w:type="spellEnd"/>
-      <w:r>
-        <w:rPr>
-          <w:rFonts w:ascii="Times New Roman" w:eastAsiaTheme="minorHAnsi" w:hAnsi="Times New Roman" w:cs="Times New Roman"/>
-          <w:color w:val="auto"/>
-          <w:sz w:val="22"/>
-          <w:szCs w:val="22"/>
-        </w:rPr>
-        <w:t xml:space="preserve"> </w:t>
-      </w:r>
-      <w:proofErr w:type="spellStart"/>
-      <w:r>
-        <w:rPr>
-          <w:rFonts w:ascii="Times New Roman" w:eastAsiaTheme="minorHAnsi" w:hAnsi="Times New Roman" w:cs="Times New Roman"/>
-          <w:color w:val="auto"/>
-          <w:sz w:val="22"/>
-          <w:szCs w:val="22"/>
-        </w:rPr>
-        <w:t>Hub</w:t>
-      </w:r>
-      <w:proofErr w:type="spellEnd"/>
-      <w:r>
-        <w:rPr>
-          <w:rFonts w:ascii="Times New Roman" w:eastAsiaTheme="minorHAnsi" w:hAnsi="Times New Roman" w:cs="Times New Roman"/>
-          <w:color w:val="auto"/>
-          <w:sz w:val="22"/>
-          <w:szCs w:val="22"/>
-        </w:rPr>
-        <w:t xml:space="preserve"> при </w:t>
-      </w:r>
-      <w:proofErr w:type="spellStart"/>
-      <w:r>
-        <w:rPr>
-          <w:rFonts w:ascii="Times New Roman" w:eastAsiaTheme="minorHAnsi" w:hAnsi="Times New Roman" w:cs="Times New Roman"/>
-          <w:color w:val="auto"/>
-          <w:sz w:val="22"/>
-          <w:szCs w:val="22"/>
-        </w:rPr>
-        <w:t>пуше</w:t>
-      </w:r>
-      <w:proofErr w:type="spellEnd"/>
-      <w:r>
-        <w:rPr>
-          <w:rFonts w:ascii="Times New Roman" w:eastAsiaTheme="minorHAnsi" w:hAnsi="Times New Roman" w:cs="Times New Roman"/>
-          <w:color w:val="auto"/>
-          <w:sz w:val="22"/>
-          <w:szCs w:val="22"/>
-        </w:rPr>
-        <w:t xml:space="preserve"> в ветку </w:t>
-      </w:r>
-      <w:proofErr w:type="spellStart"/>
-      <w:r>
-        <w:rPr>
-          <w:rFonts w:ascii="Times New Roman" w:eastAsiaTheme="minorHAnsi" w:hAnsi="Times New Roman" w:cs="Times New Roman"/>
-          <w:color w:val="auto"/>
-          <w:sz w:val="22"/>
-          <w:szCs w:val="22"/>
-        </w:rPr>
-        <w:t>main</w:t>
-      </w:r>
-      <w:proofErr w:type="spellEnd"/>
-      <w:r>
-        <w:rPr>
-          <w:rFonts w:ascii="Times New Roman" w:eastAsiaTheme="minorHAnsi" w:hAnsi="Times New Roman" w:cs="Times New Roman"/>
-          <w:color w:val="auto"/>
-          <w:sz w:val="22"/>
-          <w:szCs w:val="22"/>
-        </w:rPr>
-        <w:t xml:space="preserve">. В результате работы был настроен автоматизированный </w:t>
-      </w:r>
-      <w:proofErr w:type="spellStart"/>
-      <w:r>
-        <w:rPr>
-          <w:rFonts w:ascii="Times New Roman" w:eastAsiaTheme="minorHAnsi" w:hAnsi="Times New Roman" w:cs="Times New Roman"/>
-          <w:color w:val="auto"/>
-          <w:sz w:val="22"/>
-          <w:szCs w:val="22"/>
-        </w:rPr>
-        <w:t>пайплайн</w:t>
-      </w:r>
-      <w:proofErr w:type="spellEnd"/>
-      <w:r>
-        <w:rPr>
-          <w:rFonts w:ascii="Times New Roman" w:eastAsiaTheme="minorHAnsi" w:hAnsi="Times New Roman" w:cs="Times New Roman"/>
-          <w:color w:val="auto"/>
-          <w:sz w:val="22"/>
-          <w:szCs w:val="22"/>
-        </w:rPr>
-        <w:t xml:space="preserve">, который обеспечивает проверку кода, сборку артефактов и их доставку в реестр контейнеров, что демонстрирует применение </w:t>
-      </w:r>
-      <w:proofErr w:type="spellStart"/>
-      <w:r>
-        <w:rPr>
-          <w:rFonts w:ascii="Times New Roman" w:eastAsiaTheme="minorHAnsi" w:hAnsi="Times New Roman" w:cs="Times New Roman"/>
-          <w:color w:val="auto"/>
-          <w:sz w:val="22"/>
-          <w:szCs w:val="22"/>
-        </w:rPr>
-        <w:t>DevOps</w:t>
-      </w:r>
-      <w:proofErr w:type="spellEnd"/>
-      <w:r>
-        <w:rPr>
-          <w:rFonts w:ascii="Times New Roman" w:eastAsiaTheme="minorHAnsi" w:hAnsi="Times New Roman" w:cs="Times New Roman"/>
-          <w:color w:val="auto"/>
-          <w:sz w:val="22"/>
-          <w:szCs w:val="22"/>
-        </w:rPr>
-        <w:t>-практик для повышения надёжности и скорости выпуска обновлений</w:t>
-      </w:r>
-      <w:r>
-        <w:rPr>
-          <w:rFonts w:ascii="Times New Roman" w:eastAsiaTheme="minorHAnsi" w:hAnsi="Times New Roman" w:cs="Times New Roman"/>
-          <w:color w:val="auto"/>
-          <w:sz w:val="22"/>
-          <w:szCs w:val="22"/>
-        </w:rPr>
         <w:t>.</w:t>
       </w:r>
     </w:p>
@@ -1071,49 +1909,7 @@
         <w:rPr>
           <w:rFonts w:ascii="Times New Roman" w:hAnsi="Times New Roman" w:cs="Times New Roman"/>
         </w:rPr>
-        <w:t xml:space="preserve">К какому этапу CI/CD относится сборка десктоп приложения под операционные системы Windows, </w:t>
-      </w:r>
-      <w:proofErr w:type="spellStart"/>
-      <w:r>
-        <w:rPr>
-          <w:rFonts w:ascii="Times New Roman" w:hAnsi="Times New Roman" w:cs="Times New Roman"/>
-        </w:rPr>
-        <w:t>MacOS</w:t>
-      </w:r>
-      <w:proofErr w:type="spellEnd"/>
-      <w:r>
-        <w:rPr>
-          <w:rFonts w:ascii="Times New Roman" w:hAnsi="Times New Roman" w:cs="Times New Roman"/>
-        </w:rPr>
-        <w:t xml:space="preserve"> и Linux для его дальнейшего тестирования? Сборка десктопного приложения под различные операционные системы для дальнейшего тестирования относится к этапу непрерывной интеграции (</w:t>
-      </w:r>
-      <w:proofErr w:type="spellStart"/>
-      <w:r>
-        <w:rPr>
-          <w:rFonts w:ascii="Times New Roman" w:hAnsi="Times New Roman" w:cs="Times New Roman"/>
-        </w:rPr>
-        <w:t>Continuous</w:t>
-      </w:r>
-      <w:proofErr w:type="spellEnd"/>
-      <w:r>
-        <w:rPr>
-          <w:rFonts w:ascii="Times New Roman" w:hAnsi="Times New Roman" w:cs="Times New Roman"/>
-        </w:rPr>
-        <w:t xml:space="preserve"> </w:t>
-      </w:r>
-      <w:proofErr w:type="spellStart"/>
-      <w:r>
-        <w:rPr>
-          <w:rFonts w:ascii="Times New Roman" w:hAnsi="Times New Roman" w:cs="Times New Roman"/>
-        </w:rPr>
-        <w:t>Integration</w:t>
-      </w:r>
-      <w:proofErr w:type="spellEnd"/>
-      <w:r>
-        <w:rPr>
-          <w:rFonts w:ascii="Times New Roman" w:hAnsi="Times New Roman" w:cs="Times New Roman"/>
-        </w:rPr>
-        <w:t xml:space="preserve">). На этом этапе после объединения изменений кода выполняется автоматизированная сборка приложения и проведение различных уровней автоматизированного тестирования (модульные и интеграционные тесты), чтобы убедиться, что изменения не нарушили работу приложения. Параллельная сборка под разные архитектуры является типичным примером задач CI, когда несколько заданий выполняются одновременно для проверки совместимости кода с различными окружениями. </w:t>
+        <w:t xml:space="preserve">К какому этапу CI/CD относится сборка десктоп приложения под операционные системы Windows, MacOS и Linux для его дальнейшего тестирования? Сборка десктопного приложения под различные операционные системы для дальнейшего тестирования относится к этапу непрерывной интеграции (Continuous Integration). На этом этапе после объединения изменений кода выполняется автоматизированная сборка приложения и проведение различных уровней автоматизированного тестирования (модульные и интеграционные тесты), чтобы убедиться, что изменения не нарушили работу приложения. Параллельная сборка под разные архитектуры является типичным примером задач CI, когда несколько заданий выполняются одновременно для проверки совместимости кода с различными окружениями. </w:t>
       </w:r>
     </w:p>
     <w:p>
@@ -1166,104 +1962,17 @@
         </w:rPr>
         <w:t xml:space="preserve"> Deploy? </w:t>
       </w:r>
-      <w:proofErr w:type="spellStart"/>
-      <w:r>
-        <w:rPr>
-          <w:rFonts w:ascii="Times New Roman" w:hAnsi="Times New Roman" w:cs="Times New Roman"/>
-        </w:rPr>
-        <w:t>Continuous</w:t>
-      </w:r>
-      <w:proofErr w:type="spellEnd"/>
-      <w:r>
-        <w:rPr>
-          <w:rFonts w:ascii="Times New Roman" w:hAnsi="Times New Roman" w:cs="Times New Roman"/>
-        </w:rPr>
-        <w:t xml:space="preserve"> Delivery (непрерывная доставка) — это автоматизация выпуска проверенного кода в репозиторий (например, </w:t>
-      </w:r>
-      <w:proofErr w:type="spellStart"/>
-      <w:r>
-        <w:rPr>
-          <w:rFonts w:ascii="Times New Roman" w:hAnsi="Times New Roman" w:cs="Times New Roman"/>
-        </w:rPr>
-        <w:t>GitHub</w:t>
-      </w:r>
-      <w:proofErr w:type="spellEnd"/>
-      <w:r>
-        <w:rPr>
-          <w:rFonts w:ascii="Times New Roman" w:hAnsi="Times New Roman" w:cs="Times New Roman"/>
-        </w:rPr>
-        <w:t xml:space="preserve"> или реестр контейнеров) после успешного прохождения этапов сборки и тестирования на стадии CI. Цель непрерывной доставки заключается в том, чтобы кодовая база всегда была готова к </w:t>
-      </w:r>
-      <w:r>
-        <w:rPr>
-          <w:rFonts w:ascii="Times New Roman" w:hAnsi="Times New Roman" w:cs="Times New Roman"/>
-        </w:rPr>
-        <w:lastRenderedPageBreak/>
-        <w:t xml:space="preserve">развёртыванию в производственной среде, а само развёртывание требовало минимальных усилий. </w:t>
-      </w:r>
-      <w:proofErr w:type="spellStart"/>
-      <w:r>
-        <w:rPr>
-          <w:rFonts w:ascii="Times New Roman" w:hAnsi="Times New Roman" w:cs="Times New Roman"/>
-        </w:rPr>
-        <w:t>Continuous</w:t>
-      </w:r>
-      <w:proofErr w:type="spellEnd"/>
-      <w:r>
-        <w:rPr>
-          <w:rFonts w:ascii="Times New Roman" w:hAnsi="Times New Roman" w:cs="Times New Roman"/>
-        </w:rPr>
-        <w:t xml:space="preserve"> </w:t>
-      </w:r>
-      <w:proofErr w:type="spellStart"/>
-      <w:r>
-        <w:rPr>
-          <w:rFonts w:ascii="Times New Roman" w:hAnsi="Times New Roman" w:cs="Times New Roman"/>
-        </w:rPr>
-        <w:t>Deployment</w:t>
-      </w:r>
-      <w:proofErr w:type="spellEnd"/>
-      <w:r>
-        <w:rPr>
-          <w:rFonts w:ascii="Times New Roman" w:hAnsi="Times New Roman" w:cs="Times New Roman"/>
-        </w:rPr>
-        <w:t xml:space="preserve"> (непрерывное развёртывание) является расширением непрерывной доставки и означает автоматизацию выпуска изменений из репозитория непосредственно в производственную среду, где они становятся доступны клиентам. При непрерывном развёртывании изменения, внесённые разработчиком и прошедшие автоматизированное тестирование, автоматически появляются в продакшене без дополнительного ручного </w:t>
-      </w:r>
-      <w:proofErr w:type="spellStart"/>
-      <w:proofErr w:type="gramStart"/>
-      <w:r>
-        <w:rPr>
-          <w:rFonts w:ascii="Times New Roman" w:hAnsi="Times New Roman" w:cs="Times New Roman"/>
-        </w:rPr>
-        <w:t>подтверждения.</w:t>
-      </w:r>
-      <w:r>
-        <w:rPr>
-          <w:rFonts w:ascii="Times New Roman" w:hAnsi="Times New Roman" w:cs="Times New Roman"/>
-        </w:rPr>
-        <w:t>хранения</w:t>
-      </w:r>
-      <w:proofErr w:type="spellEnd"/>
-      <w:proofErr w:type="gramEnd"/>
-      <w:r>
-        <w:rPr>
-          <w:rFonts w:ascii="Times New Roman" w:hAnsi="Times New Roman" w:cs="Times New Roman"/>
-        </w:rPr>
-        <w:t xml:space="preserve"> данных базы данных </w:t>
-      </w:r>
-      <w:proofErr w:type="spellStart"/>
-      <w:r>
-        <w:rPr>
-          <w:rFonts w:ascii="Times New Roman" w:hAnsi="Times New Roman" w:cs="Times New Roman"/>
-        </w:rPr>
-        <w:t>PostgreSQL</w:t>
-      </w:r>
-      <w:proofErr w:type="spellEnd"/>
-      <w:r>
-        <w:rPr>
-          <w:rFonts w:ascii="Times New Roman" w:hAnsi="Times New Roman" w:cs="Times New Roman"/>
-        </w:rPr>
-        <w:t>.</w:t>
+      <w:r>
+        <w:rPr>
+          <w:rFonts w:ascii="Times New Roman" w:hAnsi="Times New Roman" w:cs="Times New Roman"/>
+        </w:rPr>
+        <w:t>Continuous Delivery (непрерывная доставка) — это автоматизация выпуска проверенного кода в репозиторий (например, GitHub или реестр контейнеров) после успешного прохождения этапов сборки и тестирования на стадии CI. Цель непрерывной доставки заключается в том, чтобы кодовая база всегда была готова к развёртыванию в производственной среде, а само развёртывание требовало минимальных усилий. Continuous Deployment (непрерывное развёртывание) является расширением непрерывной доставки и означает автоматизацию выпуска изменений из репозитория непосредственно в производственную среду, где они становятся доступны клиентам. При непрерывном развёртывании изменения, внесённые разработчиком и прошедшие автоматизированное тестирование, автоматически появляются в продакшене без дополнительного ручного подтверждения.</w:t>
+      </w:r>
+      <w:r>
+        <w:rPr>
+          <w:rFonts w:ascii="Times New Roman" w:hAnsi="Times New Roman" w:cs="Times New Roman"/>
+        </w:rPr>
+        <w:t>хранения данных базы данных PostgreSQL.</w:t>
       </w:r>
       <w:r>
         <w:rPr>
@@ -1969,7 +2678,6 @@
     <w:next w:val="a"/>
     <w:link w:val="30"/>
     <w:uiPriority w:val="9"/>
-    <w:semiHidden/>
     <w:unhideWhenUsed/>
     <w:qFormat/>
     <w:rsid w:val="00B132BD"/>
@@ -2121,6 +2829,7 @@
   <w:style w:type="character" w:default="1" w:styleId="a0">
     <w:name w:val="Default Paragraph Font"/>
     <w:uiPriority w:val="1"/>
+    <w:semiHidden/>
     <w:unhideWhenUsed/>
   </w:style>
   <w:style w:type="table" w:default="1" w:styleId="a1">
@@ -2175,7 +2884,6 @@
     <w:basedOn w:val="a0"/>
     <w:link w:val="3"/>
     <w:uiPriority w:val="9"/>
-    <w:semiHidden/>
     <w:rsid w:val="00B132BD"/>
     <w:rPr>
       <w:rFonts w:eastAsiaTheme="majorEastAsia" w:cstheme="majorBidi"/>
@@ -2729,4 +3437,16 @@
     </a:ext>
   </a:extLst>
 </a:theme>
+</file>
+
+<file path=customXml/item1.xml><?xml version="1.0" encoding="utf-8"?>
+<b:Sources xmlns:b="http://schemas.openxmlformats.org/officeDocument/2006/bibliography" xmlns="http://schemas.openxmlformats.org/officeDocument/2006/bibliography" SelectedStyle="\APASixthEditionOfficeOnline.xsl" StyleName="APA" Version="6"/>
+</file>
+
+<file path=customXml/itemProps1.xml><?xml version="1.0" encoding="utf-8"?>
+<ds:datastoreItem xmlns:ds="http://schemas.openxmlformats.org/officeDocument/2006/customXml" ds:itemID="{35F1D70C-74C2-4062-B393-AC0000335B0A}">
+  <ds:schemaRefs>
+    <ds:schemaRef ds:uri="http://schemas.openxmlformats.org/officeDocument/2006/bibliography"/>
+  </ds:schemaRefs>
+</ds:datastoreItem>
 </file>